--- a/docs/demo/NEST_PH_Quick_Walkthrough_10min_Offline.docx
+++ b/docs/demo/NEST_PH_Quick_Walkthrough_10min_Offline.docx
@@ -688,7 +688,7 @@
         <w:t xml:space="preserve">DO  </w:t>
       </w:r>
       <w:r>
-        <w:t>Find Benjamin Robles (Stage 2). Open his Escalation History.</w:t>
+        <w:t>Find Dominic James Salvador (Stage 1). Open his Escalation History.</w:t>
       </w:r>
     </w:p>
     <w:p>
@@ -754,7 +754,7 @@
         <w:t xml:space="preserve">DO  </w:t>
       </w:r>
       <w:r>
-        <w:t>Open Testing Tools. Move Ben to Stage 5 and open the demand letter PDF. Point at the Issue Eviction Notice button.</w:t>
+        <w:t>Open Testing Tools. Move Dominic to Stage 5 and open the demand letter PDF. Point at the Issue Eviction Notice button.</w:t>
       </w:r>
     </w:p>
     <w:p>
@@ -778,7 +778,7 @@
           <w:color w:val="707070"/>
           <w:sz w:val="19"/>
         </w:rPr>
-        <w:t>Note: Tables 22 to 28, 50, 51. Offline, SMS cannot send, so the Stage 4 emergency-contact SMS will fail. Ben correctly stays at Stage 5 and eviction stays locked. Say "Stage 6 needs the emergency-contact SMS to be confirmed, which needs signal. The system will not blacklist until every step is done." That is a strength, not a bug.</w:t>
+        <w:t>Note: Tables 22 to 28, 50, 51. Offline, no SMS can send, so the reminders, the restriction notice and the emergency-contact SMS all stay unsent. Dominic correctly stays at Stage 5 and eviction stays locked. Say "Stage 6 needs the emergency-contact SMS to be confirmed, which needs signal. The system will not blacklist until every step is done." That is a strength, not a bug.</w:t>
       </w:r>
     </w:p>
     <w:p>

--- a/docs/demo/NEST_PH_Quick_Walkthrough_10min_Offline.docx
+++ b/docs/demo/NEST_PH_Quick_Walkthrough_10min_Offline.docx
@@ -669,7 +669,7 @@
         <w:t xml:space="preserve">SAY  </w:t>
       </w:r>
       <w:r>
-        <w:t>"When a tenant stops paying, the system follows six stages on its own. One, the account is flagged. Two, SMS reminders. Three, the tenant portal is restricted to the billing page. Four, the emergency contact is notified. Five, a demand letter is generated. Six, the tenant is blacklisted and the owner can issue an eviction notice. A scheduled job runs this every day."</w:t>
+        <w:t>"When a tenant stops paying, the system follows six stages on its own, counted from the end of the 3-day grace period. One, on day 1 the account is flagged. Two, SMS reminders on days 2, 4 and 7. Three, on day 14 the tenant portal is restricted to the billing page. Four, on day 30 the emergency contact is notified, only if they agreed. Five, on day 75 a demand letter is generated. Six, on day 90, three months unpaid as the contract requires, the tenant is blacklisted and the owner can issue an eviction notice. A scheduled job runs this every day."</w:t>
       </w:r>
     </w:p>
     <w:p>
@@ -768,7 +768,7 @@
         <w:t xml:space="preserve">SAY  </w:t>
       </w:r>
       <w:r>
-        <w:t>"Our Testing Tools fast-forward the same logic the daily job uses. At Stage 5, the demand letter is generated with his balance and deadline. The eviction notice only unlocks at Stage 6, after every earlier step is confirmed."</w:t>
+        <w:t>"Our Testing Tools fast-forward the same logic the daily job uses. At Stage 5, day 75, the demand letter is generated with his balance and a deadline before the three-month mark. The eviction notice only unlocks at Stage 6, after every earlier step is confirmed."</w:t>
       </w:r>
     </w:p>
     <w:p>
